--- a/resources/templates/tpl_er_audit_report_consultation.docx
+++ b/resources/templates/tpl_er_audit_report_consultation.docx
@@ -21,7 +21,7 @@
           <w:spacing w:val="30"/>
           <w:sz w:val="40"/>
         </w:rPr>
-        <w:t>****</w:t>
+        <w:t>{content}</w:t>
       </w:r>
       <w:r>
         <w:rPr>
@@ -53,7 +53,7 @@
           <w:spacing w:val="30"/>
           <w:sz w:val="40"/>
         </w:rPr>
-        <w:t>****</w:t>
+        <w:t>{content}</w:t>
       </w:r>
       <w:r>
         <w:rPr>
@@ -176,7 +176,7 @@
           <w:sz w:val="32"/>
           <w:szCs w:val="32"/>
         </w:rPr>
-        <w:t>*审</w:t>
+        <w:t>{val}审</w:t>
       </w:r>
       <w:r>
         <w:rPr>
@@ -207,7 +207,7 @@
           <w:sz w:val="32"/>
           <w:szCs w:val="32"/>
         </w:rPr>
-        <w:t>* *征〔20**〕**号</w:t>
+        <w:t>* {val}征〔20{val}〕{val}号</w:t>
       </w:r>
     </w:p>
     <w:p>
@@ -285,7 +285,7 @@
           <w:sz w:val="32"/>
           <w:szCs w:val="32"/>
         </w:rPr>
-        <w:t>***</w:t>
+        <w:t>{val}</w:t>
       </w:r>
       <w:r>
         <w:rPr>
@@ -315,7 +315,7 @@
           <w:sz w:val="32"/>
           <w:szCs w:val="32"/>
         </w:rPr>
-        <w:t>****</w:t>
+        <w:t>{content}</w:t>
       </w:r>
       <w:r>
         <w:rPr>
@@ -367,7 +367,7 @@
           <w:sz w:val="32"/>
           <w:szCs w:val="32"/>
         </w:rPr>
-        <w:t>****审计委员会办公室</w:t>
+        <w:t>{text}审计委员会办公室</w:t>
       </w:r>
       <w:r>
         <w:rPr>
@@ -384,7 +384,7 @@
           <w:sz w:val="32"/>
           <w:szCs w:val="32"/>
         </w:rPr>
-        <w:t>****</w:t>
+        <w:t>{content}</w:t>
       </w:r>
       <w:r>
         <w:rPr>
@@ -401,7 +401,7 @@
           <w:sz w:val="32"/>
           <w:szCs w:val="32"/>
         </w:rPr>
-        <w:t>派出审计组于****年**月**日至****年**月**日对你</w:t>
+        <w:t>派出审计组于{text}年{val}月{val}日至{text}年{val}月{val}日对你</w:t>
       </w:r>
       <w:r>
         <w:rPr>
@@ -418,7 +418,7 @@
           <w:sz w:val="32"/>
           <w:szCs w:val="32"/>
         </w:rPr>
-        <w:t>****进行了审计。根据《中华人民共和国审计法》第四十</w:t>
+        <w:t>{text}进行了审计。根据《中华人民共和国审计法》第四十</w:t>
       </w:r>
       <w:r>
         <w:rPr>
@@ -1056,7 +1056,7 @@
           <w:highlight w:val="none"/>
           <w:lang w:val="en-US" w:eastAsia="zh-CN" w:bidi="ar-SA"/>
         </w:rPr>
-        <w:t>**审计委员会办公室</w:t>
+        <w:t>{val}审计委员会办公室</w:t>
       </w:r>
       <w:r>
         <w:rPr>
@@ -1147,7 +1147,7 @@
           <w:sz w:val="32"/>
           <w:szCs w:val="32"/>
         </w:rPr>
-        <w:t>****年**月**日</w:t>
+        <w:t>{text}年{val}月{val}日</w:t>
       </w:r>
       <w:r>
         <w:rPr>
@@ -1244,7 +1244,7 @@
           <w:szCs w:val="32"/>
           <w:lang w:eastAsia="zh-CN"/>
         </w:rPr>
-        <w:t>（征求意见稿）已依法确定为****</w:t>
+        <w:t>（征求意见稿）已依法确定为{text}</w:t>
       </w:r>
       <w:r>
         <w:rPr>
